--- a/back/src/static/todoSilver/Contrato Prestación de Servicios.docx
+++ b/back/src/static/todoSilver/Contrato Prestación de Servicios.docx
@@ -45,7 +45,7 @@
           <w:sz w:val="22"/>
           <w:szCs w:val="22"/>
         </w:rPr>
-        <w:t>SAP ABAP</w:t>
+        <w:t>{{PerfilOModulo}}</w:t>
       </w:r>
     </w:p>
     <w:p>
@@ -123,7 +123,7 @@
           <w:sz w:val="22"/>
           <w:szCs w:val="22"/>
         </w:rPr>
-        <w:t>SAP ABAP</w:t>
+        <w:t>{{PerfilOModulo}}</w:t>
       </w:r>
       <w:r>
         <w:rPr>
@@ -929,7 +929,7 @@
           <w:sz w:val="22"/>
           <w:szCs w:val="22"/>
         </w:rPr>
-        <w:t>SAP ABAP</w:t>
+        <w:t>{{PerfilOModulo}}</w:t>
       </w:r>
       <w:r>
         <w:rPr>
@@ -979,7 +979,7 @@
           <w:sz w:val="22"/>
           <w:szCs w:val="22"/>
         </w:rPr>
-        <w:t>SAP ABAP</w:t>
+        <w:t>{{PerfilOModulo}}</w:t>
       </w:r>
       <w:r>
         <w:rPr>
